--- a/data/revised_2026-10_full/outputs/v2/Core_Mathematics/SS1.3_Quadratic_Expressions_and_Equations/Core_Mathematics_Quadratic_Expressions_and_Equations_FinalExplanation.docx
+++ b/data/revised_2026-10_full/outputs/v2/Core_Mathematics/SS1.3_Quadratic_Expressions_and_Equations/Core_Mathematics_Quadratic_Expressions_and_Equations_FinalExplanation.docx
@@ -2431,7 +2431,7 @@
         </w:rPr>
         <w:t xml:space="preserve">© 2026 SeaVuria and ARES. This work is licensed under a </w:t>
       </w:r>
-      <w:hyperlink w:history="1" r:id="rId-cb55u1cbgzlfg4kw1k9t">
+      <w:hyperlink w:history="1" r:id="rIdfg6gtyaxxlir7zzzkbg9l">
         <w:r>
           <w:rPr>
             <w:rFonts w:ascii="Arial" w:cs="Arial" w:eastAsia="Arial" w:hAnsi="Arial"/>
@@ -2451,7 +2451,7 @@
         </w:rPr>
         <w:t xml:space="preserve"> (</w:t>
       </w:r>
-      <w:hyperlink w:history="1" r:id="rIdm-am128yogo1po2eucpyz">
+      <w:hyperlink w:history="1" r:id="rIdx0gms-a6hb7qwggr2qqoe">
         <w:r>
           <w:rPr>
             <w:rFonts w:ascii="Arial" w:cs="Arial" w:eastAsia="Arial" w:hAnsi="Arial"/>
@@ -2471,7 +2471,7 @@
         </w:rPr>
         <w:t xml:space="preserve">). To view a copy of this license, visit </w:t>
       </w:r>
-      <w:hyperlink w:history="1" r:id="rIdhzjfc6ms2edvy-bp8lswj">
+      <w:hyperlink w:history="1" r:id="rId86ltebmr0nsimmqn7-vnl">
         <w:r>
           <w:rPr>
             <w:rFonts w:ascii="Arial" w:cs="Arial" w:eastAsia="Arial" w:hAnsi="Arial"/>
